--- a/git/git.docx
+++ b/git/git.docx
@@ -56,7 +56,6 @@
           <w:numId w:val="1"/>
         </w:numPr>
         <w:tabs>
-          <w:tab w:val="clear" w:pos="709"/>
           <w:tab w:val="left" w:pos="709" w:leader="none"/>
         </w:tabs>
         <w:bidi w:val="0"/>
@@ -78,19 +77,7 @@
         <w:rPr>
           <w:rStyle w:val="Textesource"/>
         </w:rPr>
-        <w:t>sudo apt update &amp;&amp; sudo apt-</w:t>
-      </w:r>
-      <w:r>
-        <w:rPr>
-          <w:rStyle w:val="Textesource"/>
-        </w:rPr>
-        <w:t>get</w:t>
-      </w:r>
-      <w:r>
-        <w:rPr>
-          <w:rStyle w:val="Textesource"/>
-        </w:rPr>
-        <w:t xml:space="preserve"> install git</w:t>
+        <w:t>sudo apt update &amp;&amp; sudo apt-get install git</w:t>
       </w:r>
     </w:p>
     <w:p>
@@ -145,7 +132,6 @@
           <w:numId w:val="1"/>
         </w:numPr>
         <w:tabs>
-          <w:tab w:val="clear" w:pos="709"/>
           <w:tab w:val="left" w:pos="709" w:leader="none"/>
         </w:tabs>
         <w:bidi w:val="0"/>
@@ -194,15 +180,7 @@
       </w:pPr>
       <w:r>
         <w:rPr/>
-        <w:t xml:space="preserve">2. Configuration : </w:t>
-      </w:r>
-      <w:r>
-        <w:rPr/>
-        <w:t>Identité</w:t>
-      </w:r>
-      <w:r>
-        <w:rPr/>
-        <w:t xml:space="preserve"> de développeur</w:t>
+        <w:t>2. Configuration : Identité de développeur</w:t>
       </w:r>
     </w:p>
     <w:p>
@@ -213,7 +191,6 @@
           <w:numId w:val="2"/>
         </w:numPr>
         <w:tabs>
-          <w:tab w:val="clear" w:pos="709"/>
           <w:tab w:val="left" w:pos="709" w:leader="none"/>
         </w:tabs>
         <w:bidi w:val="0"/>
@@ -235,19 +212,7 @@
         <w:rPr>
           <w:rStyle w:val="Textesource"/>
         </w:rPr>
-        <w:t>git config --global user.name "</w:t>
-      </w:r>
-      <w:r>
-        <w:rPr>
-          <w:rStyle w:val="Textesource"/>
-        </w:rPr>
-        <w:t>Genie Logiciel</w:t>
-      </w:r>
-      <w:r>
-        <w:rPr>
-          <w:rStyle w:val="Textesource"/>
-        </w:rPr>
-        <w:t>"</w:t>
+        <w:t>git config --global user.name "Genie Logiciel"</w:t>
       </w:r>
     </w:p>
     <w:p>
@@ -270,19 +235,7 @@
         <w:rPr>
           <w:rStyle w:val="Textesource"/>
         </w:rPr>
-        <w:t>git config --global user.email "</w:t>
-      </w:r>
-      <w:r>
-        <w:rPr>
-          <w:rStyle w:val="Textesource"/>
-        </w:rPr>
-        <w:t>genielogiciel.dic</w:t>
-      </w:r>
-      <w:r>
-        <w:rPr>
-          <w:rStyle w:val="Textesource"/>
-        </w:rPr>
-        <w:t>"</w:t>
+        <w:t>git config --global user.email "genielogiciel.dic"</w:t>
       </w:r>
     </w:p>
     <w:p>
@@ -293,7 +246,6 @@
           <w:numId w:val="2"/>
         </w:numPr>
         <w:tabs>
-          <w:tab w:val="clear" w:pos="709"/>
           <w:tab w:val="left" w:pos="709" w:leader="none"/>
         </w:tabs>
         <w:bidi w:val="0"/>
@@ -342,7 +294,6 @@
           <w:numId w:val="3"/>
         </w:numPr>
         <w:tabs>
-          <w:tab w:val="clear" w:pos="709"/>
           <w:tab w:val="left" w:pos="709" w:leader="none"/>
         </w:tabs>
         <w:bidi w:val="0"/>
@@ -396,7 +347,7 @@
           <w:numId w:val="0"/>
         </w:numPr>
         <w:bidi w:val="0"/>
-        <w:ind w:hanging="0"/>
+        <w:ind w:left="0" w:hanging="0"/>
         <w:jc w:val="left"/>
         <w:rPr/>
       </w:pPr>
@@ -413,7 +364,6 @@
           <w:numId w:val="3"/>
         </w:numPr>
         <w:tabs>
-          <w:tab w:val="clear" w:pos="709"/>
           <w:tab w:val="left" w:pos="709" w:leader="none"/>
         </w:tabs>
         <w:bidi w:val="0"/>
@@ -436,23 +386,7 @@
       </w:r>
       <w:r>
         <w:rPr/>
-        <w:t xml:space="preserve"> C'est la commande qu’</w:t>
-      </w:r>
-      <w:r>
-        <w:rPr/>
-        <w:t>on</w:t>
-      </w:r>
-      <w:r>
-        <w:rPr/>
-        <w:t xml:space="preserve"> taperas le plus. Elle </w:t>
-      </w:r>
-      <w:r>
-        <w:rPr/>
-        <w:t>n</w:t>
-      </w:r>
-      <w:r>
-        <w:rPr/>
-        <w:t>ous dit quels fichiers sont :</w:t>
+        <w:t xml:space="preserve"> C'est la commande qu’on taperas le plus. Elle nous dit quels fichiers sont :</w:t>
       </w:r>
     </w:p>
     <w:p>
@@ -479,15 +413,7 @@
       </w:r>
       <w:r>
         <w:rPr/>
-        <w:t xml:space="preserve"> (nouveaux </w:t>
-      </w:r>
-      <w:r>
-        <w:rPr/>
-        <w:t>ou non suivis,</w:t>
-      </w:r>
-      <w:r>
-        <w:rPr/>
-        <w:t xml:space="preserve"> Git ne les regarde pas encore).</w:t>
+        <w:t xml:space="preserve"> (nouveaux ou non suivis, Git ne les regarde pas encore).</w:t>
       </w:r>
     </w:p>
     <w:p>
@@ -553,11 +479,7 @@
       </w:pPr>
       <w:r>
         <w:rPr/>
-        <w:t>4. L’</w:t>
-      </w:r>
-      <w:r>
-        <w:rPr/>
-        <w:t>Environnement de préparation</w:t>
+        <w:t>4. L’Environnement de préparation</w:t>
       </w:r>
     </w:p>
     <w:p>
@@ -570,15 +492,7 @@
       </w:pPr>
       <w:r>
         <w:rPr/>
-        <w:t xml:space="preserve">Git ne sauvegarde pas tout </w:t>
-      </w:r>
-      <w:r>
-        <w:rPr/>
-        <w:t>notre</w:t>
-      </w:r>
-      <w:r>
-        <w:rPr/>
-        <w:t xml:space="preserve"> dossier d'un coup, il ne sauvegarde que ce que tu as "ajouté".</w:t>
+        <w:t>Git ne sauvegarde pas tout notre dossier d'un coup, il ne sauvegarde que ce que tu as "ajouté".</w:t>
       </w:r>
     </w:p>
     <w:p>
@@ -589,7 +503,6 @@
           <w:numId w:val="4"/>
         </w:numPr>
         <w:tabs>
-          <w:tab w:val="clear" w:pos="709"/>
           <w:tab w:val="left" w:pos="709" w:leader="none"/>
         </w:tabs>
         <w:bidi w:val="0"/>
@@ -617,7 +530,6 @@
           <w:numId w:val="4"/>
         </w:numPr>
         <w:tabs>
-          <w:tab w:val="clear" w:pos="709"/>
           <w:tab w:val="left" w:pos="709" w:leader="none"/>
         </w:tabs>
         <w:bidi w:val="0"/>
@@ -645,7 +557,6 @@
           <w:numId w:val="4"/>
         </w:numPr>
         <w:tabs>
-          <w:tab w:val="clear" w:pos="709"/>
           <w:tab w:val="left" w:pos="709" w:leader="none"/>
         </w:tabs>
         <w:bidi w:val="0"/>
@@ -719,7 +630,6 @@
           <w:numId w:val="5"/>
         </w:numPr>
         <w:tabs>
-          <w:tab w:val="clear" w:pos="709"/>
           <w:tab w:val="left" w:pos="709" w:leader="none"/>
         </w:tabs>
         <w:bidi w:val="0"/>
@@ -747,7 +657,6 @@
           <w:numId w:val="5"/>
         </w:numPr>
         <w:tabs>
-          <w:tab w:val="clear" w:pos="709"/>
           <w:tab w:val="left" w:pos="709" w:leader="none"/>
         </w:tabs>
         <w:bidi w:val="0"/>
@@ -784,11 +693,7 @@
       </w:r>
       <w:r>
         <w:rPr/>
-        <w:t xml:space="preserve"> Il ne prend pas les fichiers "Untracked" (nouveaux). </w:t>
-      </w:r>
-      <w:r>
-        <w:rPr/>
-        <w:t>Il prend en compte les fichiers déjà préparés.</w:t>
+        <w:t xml:space="preserve"> Il ne prend pas les fichiers "Untracked" (nouveaux). Il prend en compte les fichiers déjà préparés.</w:t>
       </w:r>
     </w:p>
     <w:p>
@@ -799,7 +704,33 @@
           <w:numId w:val="5"/>
         </w:numPr>
         <w:tabs>
-          <w:tab w:val="clear" w:pos="709"/>
+          <w:tab w:val="left" w:pos="709" w:leader="none"/>
+        </w:tabs>
+        <w:bidi w:val="0"/>
+        <w:ind w:left="709" w:hanging="283"/>
+        <w:jc w:val="left"/>
+        <w:rPr/>
+      </w:pPr>
+      <w:r>
+        <w:rPr>
+          <w:b/>
+          <w:bCs/>
+        </w:rPr>
+        <w:t>git log :</w:t>
+      </w:r>
+      <w:r>
+        <w:rPr/>
+        <w:t xml:space="preserve"> permet de voir la liste des commits</w:t>
+      </w:r>
+    </w:p>
+    <w:p>
+      <w:pPr>
+        <w:pStyle w:val="Corpsdetexte"/>
+        <w:numPr>
+          <w:ilvl w:val="0"/>
+          <w:numId w:val="5"/>
+        </w:numPr>
+        <w:tabs>
           <w:tab w:val="left" w:pos="709" w:leader="none"/>
         </w:tabs>
         <w:bidi w:val="0"/>
@@ -873,7 +804,6 @@
           <w:numId w:val="6"/>
         </w:numPr>
         <w:tabs>
-          <w:tab w:val="clear" w:pos="709"/>
           <w:tab w:val="left" w:pos="709" w:leader="none"/>
         </w:tabs>
         <w:bidi w:val="0"/>
@@ -901,7 +831,6 @@
           <w:numId w:val="6"/>
         </w:numPr>
         <w:tabs>
-          <w:tab w:val="clear" w:pos="709"/>
           <w:tab w:val="left" w:pos="709" w:leader="none"/>
         </w:tabs>
         <w:bidi w:val="0"/>
@@ -952,7 +881,6 @@
           <w:numId w:val="7"/>
         </w:numPr>
         <w:tabs>
-          <w:tab w:val="clear" w:pos="709"/>
           <w:tab w:val="left" w:pos="709" w:leader="none"/>
         </w:tabs>
         <w:bidi w:val="0"/>
@@ -980,7 +908,6 @@
           <w:numId w:val="7"/>
         </w:numPr>
         <w:tabs>
-          <w:tab w:val="clear" w:pos="709"/>
           <w:tab w:val="left" w:pos="709" w:leader="none"/>
         </w:tabs>
         <w:bidi w:val="0"/>
@@ -1008,7 +935,6 @@
           <w:numId w:val="7"/>
         </w:numPr>
         <w:tabs>
-          <w:tab w:val="clear" w:pos="709"/>
           <w:tab w:val="left" w:pos="709" w:leader="none"/>
         </w:tabs>
         <w:bidi w:val="0"/>
@@ -1059,7 +985,6 @@
           <w:numId w:val="8"/>
         </w:numPr>
         <w:tabs>
-          <w:tab w:val="clear" w:pos="709"/>
           <w:tab w:val="left" w:pos="709" w:leader="none"/>
         </w:tabs>
         <w:bidi w:val="0"/>
@@ -1087,7 +1012,6 @@
           <w:numId w:val="8"/>
         </w:numPr>
         <w:tabs>
-          <w:tab w:val="clear" w:pos="709"/>
           <w:tab w:val="left" w:pos="709" w:leader="none"/>
         </w:tabs>
         <w:bidi w:val="0"/>
@@ -1125,7 +1049,6 @@
           <w:numId w:val="8"/>
         </w:numPr>
         <w:tabs>
-          <w:tab w:val="clear" w:pos="709"/>
           <w:tab w:val="left" w:pos="709" w:leader="none"/>
         </w:tabs>
         <w:bidi w:val="0"/>
@@ -1224,6 +1147,7 @@
       <w:pgNumType w:fmt="decimal"/>
       <w:formProt w:val="false"/>
       <w:textDirection w:val="lrTb"/>
+      <w:docGrid w:type="default" w:linePitch="100" w:charSpace="0"/>
     </w:sectPr>
   </w:body>
 </w:document>
@@ -2480,7 +2404,6 @@
     </w:lvl>
     <w:lvl w:ilvl="1">
       <w:start w:val="1"/>
-      <w:pStyle w:val="Titre2"/>
       <w:numFmt w:val="none"/>
       <w:suff w:val="nothing"/>
       <w:lvlText w:val=""/>
@@ -2631,7 +2554,6 @@
     </w:rPrDefault>
     <w:pPrDefault>
       <w:pPr>
-        <w:widowControl/>
         <w:suppressAutoHyphens w:val="true"/>
       </w:pPr>
     </w:pPrDefault>
@@ -2641,7 +2563,10 @@
     <w:qFormat/>
     <w:pPr>
       <w:widowControl/>
+      <w:suppressAutoHyphens w:val="true"/>
       <w:bidi w:val="0"/>
+      <w:spacing w:before="0" w:after="0"/>
+      <w:jc w:val="left"/>
     </w:pPr>
     <w:rPr>
       <w:rFonts w:ascii="Liberation Serif" w:hAnsi="Liberation Serif" w:eastAsia="Noto Serif CJK SC" w:cs="Lohit Devanagari"/>

--- a/git/git.docx
+++ b/git/git.docx
@@ -709,18 +709,37 @@
         <w:bidi w:val="0"/>
         <w:ind w:left="709" w:hanging="283"/>
         <w:jc w:val="left"/>
-        <w:rPr/>
-      </w:pPr>
-      <w:r>
-        <w:rPr>
+        <w:rPr>
+          <w:rFonts w:ascii="Liberation Mono" w:hAnsi="Liberation Mono"/>
+          <w:sz w:val="24"/>
+          <w:szCs w:val="24"/>
+        </w:rPr>
+      </w:pPr>
+      <w:r>
+        <w:rPr>
+          <w:rFonts w:ascii="Liberation Mono" w:hAnsi="Liberation Mono"/>
           <w:b/>
           <w:bCs/>
+          <w:sz w:val="24"/>
+          <w:szCs w:val="24"/>
         </w:rPr>
         <w:t>git log :</w:t>
       </w:r>
       <w:r>
-        <w:rPr/>
-        <w:t xml:space="preserve"> permet de voir la liste des commits</w:t>
+        <w:rPr>
+          <w:rFonts w:ascii="Liberation Mono" w:hAnsi="Liberation Mono"/>
+          <w:sz w:val="24"/>
+          <w:szCs w:val="24"/>
+        </w:rPr>
+        <w:t xml:space="preserve"> </w:t>
+      </w:r>
+      <w:r>
+        <w:rPr>
+          <w:rFonts w:ascii="Liberation Sans" w:hAnsi="Liberation Sans"/>
+          <w:sz w:val="24"/>
+          <w:szCs w:val="24"/>
+        </w:rPr>
+        <w:t>permet de voir la liste des commits</w:t>
       </w:r>
     </w:p>
     <w:p>
@@ -783,7 +802,15 @@
       </w:pPr>
       <w:r>
         <w:rPr/>
-        <w:t xml:space="preserve">Imaginez que ton prof arrive et te demande de corriger un bug urgent sur la branche </w:t>
+        <w:t>Imaginez que l</w:t>
+      </w:r>
+      <w:r>
+        <w:rPr/>
+        <w:t>e Patron</w:t>
+      </w:r>
+      <w:r>
+        <w:rPr/>
+        <w:t xml:space="preserve"> arrive et te demande de corriger un bug urgent sur la branche </w:t>
       </w:r>
       <w:r>
         <w:rPr>

--- a/git/git.docx
+++ b/git/git.docx
@@ -7,7 +7,7 @@
         <w:pStyle w:val="Titre2"/>
         <w:bidi w:val="0"/>
         <w:spacing w:before="200" w:after="120"/>
-        <w:jc w:val="center"/>
+        <w:jc w:val="both"/>
         <w:rPr>
           <w:sz w:val="44"/>
           <w:szCs w:val="44"/>
@@ -15,11 +15,39 @@
         </w:rPr>
       </w:pPr>
       <w:r>
+        <w:rPr/>
+      </w:r>
+    </w:p>
+    <w:p>
+      <w:pPr>
+        <w:pStyle w:val="Titre2"/>
+        <w:bidi w:val="0"/>
+        <w:spacing w:before="200" w:after="120"/>
+        <w:jc w:val="both"/>
         <w:rPr>
           <w:sz w:val="44"/>
           <w:szCs w:val="44"/>
           <w:u w:val="single"/>
         </w:rPr>
+      </w:pPr>
+      <w:r>
+        <w:rPr/>
+      </w:r>
+    </w:p>
+    <w:p>
+      <w:pPr>
+        <w:pStyle w:val="Titre2"/>
+        <w:bidi w:val="0"/>
+        <w:spacing w:before="200" w:after="120"/>
+        <w:jc w:val="both"/>
+        <w:rPr/>
+      </w:pPr>
+      <w:r>
+        <w:rPr>
+          <w:sz w:val="44"/>
+          <w:szCs w:val="44"/>
+          <w:u w:val="single"/>
+        </w:rPr>
         <w:t>Résumé de Git selon l’évolution sur w3Schools</w:t>
       </w:r>
     </w:p>
@@ -27,7 +55,7 @@
       <w:pPr>
         <w:pStyle w:val="Titre2"/>
         <w:bidi w:val="0"/>
-        <w:jc w:val="left"/>
+        <w:jc w:val="both"/>
         <w:rPr/>
       </w:pPr>
       <w:r>
@@ -40,7 +68,7 @@
         <w:pStyle w:val="Corpsdetexte"/>
         <w:bidi w:val="0"/>
         <w:spacing w:lineRule="auto" w:line="276" w:before="0" w:after="140"/>
-        <w:jc w:val="left"/>
+        <w:jc w:val="both"/>
         <w:rPr/>
       </w:pPr>
       <w:r>
@@ -60,7 +88,7 @@
         </w:tabs>
         <w:bidi w:val="0"/>
         <w:ind w:left="709" w:hanging="283"/>
-        <w:jc w:val="left"/>
+        <w:jc w:val="both"/>
         <w:rPr/>
       </w:pPr>
       <w:r>
@@ -84,7 +112,7 @@
       <w:pPr>
         <w:pStyle w:val="Corpsdetexte"/>
         <w:bidi w:val="0"/>
-        <w:jc w:val="left"/>
+        <w:jc w:val="both"/>
         <w:rPr/>
       </w:pPr>
       <w:r>
@@ -100,7 +128,7 @@
           <w:numId w:val="9"/>
         </w:numPr>
         <w:bidi w:val="0"/>
-        <w:jc w:val="left"/>
+        <w:jc w:val="both"/>
         <w:rPr/>
       </w:pPr>
       <w:r>
@@ -116,7 +144,7 @@
           <w:numId w:val="9"/>
         </w:numPr>
         <w:bidi w:val="0"/>
-        <w:jc w:val="left"/>
+        <w:jc w:val="both"/>
         <w:rPr/>
       </w:pPr>
       <w:r>
@@ -136,7 +164,7 @@
         </w:tabs>
         <w:bidi w:val="0"/>
         <w:ind w:left="709" w:hanging="283"/>
-        <w:jc w:val="left"/>
+        <w:jc w:val="both"/>
         <w:rPr/>
       </w:pPr>
       <w:r>
@@ -164,7 +192,7 @@
       <w:pPr>
         <w:pStyle w:val="Corpsdetexte"/>
         <w:bidi w:val="0"/>
-        <w:jc w:val="left"/>
+        <w:jc w:val="both"/>
         <w:rPr/>
       </w:pPr>
       <w:r>
@@ -175,7 +203,7 @@
       <w:pPr>
         <w:pStyle w:val="Titre2"/>
         <w:bidi w:val="0"/>
-        <w:jc w:val="left"/>
+        <w:jc w:val="both"/>
         <w:rPr/>
       </w:pPr>
       <w:r>
@@ -195,7 +223,7 @@
         </w:tabs>
         <w:bidi w:val="0"/>
         <w:ind w:left="709" w:hanging="283"/>
-        <w:jc w:val="left"/>
+        <w:jc w:val="both"/>
         <w:rPr/>
       </w:pPr>
       <w:r>
@@ -228,7 +256,7 @@
         </w:tabs>
         <w:bidi w:val="0"/>
         <w:ind w:left="1418" w:hanging="283"/>
-        <w:jc w:val="left"/>
+        <w:jc w:val="both"/>
         <w:rPr/>
       </w:pPr>
       <w:r>
@@ -250,7 +278,7 @@
         </w:tabs>
         <w:bidi w:val="0"/>
         <w:ind w:left="709" w:hanging="283"/>
-        <w:jc w:val="left"/>
+        <w:jc w:val="both"/>
         <w:rPr/>
       </w:pPr>
       <w:r>
@@ -278,7 +306,7 @@
       <w:pPr>
         <w:pStyle w:val="Titre2"/>
         <w:bidi w:val="0"/>
-        <w:jc w:val="left"/>
+        <w:jc w:val="both"/>
         <w:rPr/>
       </w:pPr>
       <w:r>
@@ -298,7 +326,7 @@
         </w:tabs>
         <w:bidi w:val="0"/>
         <w:ind w:left="709" w:hanging="283"/>
-        <w:jc w:val="left"/>
+        <w:jc w:val="both"/>
         <w:rPr/>
       </w:pPr>
       <w:r>
@@ -348,7 +376,7 @@
         </w:numPr>
         <w:bidi w:val="0"/>
         <w:ind w:left="0" w:hanging="0"/>
-        <w:jc w:val="left"/>
+        <w:jc w:val="both"/>
         <w:rPr/>
       </w:pPr>
       <w:r>
@@ -368,7 +396,7 @@
         </w:tabs>
         <w:bidi w:val="0"/>
         <w:ind w:left="709" w:hanging="283"/>
-        <w:jc w:val="left"/>
+        <w:jc w:val="both"/>
         <w:rPr/>
       </w:pPr>
       <w:r>
@@ -402,7 +430,7 @@
         </w:tabs>
         <w:bidi w:val="0"/>
         <w:ind w:left="1418" w:hanging="283"/>
-        <w:jc w:val="left"/>
+        <w:jc w:val="both"/>
         <w:rPr/>
       </w:pPr>
       <w:r>
@@ -429,7 +457,7 @@
         </w:tabs>
         <w:bidi w:val="0"/>
         <w:ind w:left="1418" w:hanging="283"/>
-        <w:jc w:val="left"/>
+        <w:jc w:val="both"/>
         <w:rPr/>
       </w:pPr>
       <w:r>
@@ -456,7 +484,7 @@
         </w:tabs>
         <w:bidi w:val="0"/>
         <w:ind w:left="1418" w:hanging="283"/>
-        <w:jc w:val="left"/>
+        <w:jc w:val="both"/>
         <w:rPr/>
       </w:pPr>
       <w:r>
@@ -474,7 +502,7 @@
       <w:pPr>
         <w:pStyle w:val="Titre2"/>
         <w:bidi w:val="0"/>
-        <w:jc w:val="left"/>
+        <w:jc w:val="both"/>
         <w:rPr/>
       </w:pPr>
       <w:r>
@@ -487,7 +515,7 @@
         <w:pStyle w:val="Corpsdetexte"/>
         <w:bidi w:val="0"/>
         <w:spacing w:lineRule="auto" w:line="276" w:before="0" w:after="140"/>
-        <w:jc w:val="left"/>
+        <w:jc w:val="both"/>
         <w:rPr/>
       </w:pPr>
       <w:r>
@@ -507,7 +535,7 @@
         </w:tabs>
         <w:bidi w:val="0"/>
         <w:ind w:left="709" w:hanging="283"/>
-        <w:jc w:val="left"/>
+        <w:jc w:val="both"/>
         <w:rPr/>
       </w:pPr>
       <w:r>
@@ -534,7 +562,7 @@
         </w:tabs>
         <w:bidi w:val="0"/>
         <w:ind w:left="709" w:hanging="283"/>
-        <w:jc w:val="left"/>
+        <w:jc w:val="both"/>
         <w:rPr/>
       </w:pPr>
       <w:r>
@@ -561,7 +589,7 @@
         </w:tabs>
         <w:bidi w:val="0"/>
         <w:ind w:left="709" w:hanging="283"/>
-        <w:jc w:val="left"/>
+        <w:jc w:val="both"/>
         <w:rPr/>
       </w:pPr>
       <w:r>
@@ -590,7 +618,7 @@
       <w:pPr>
         <w:pStyle w:val="Corpsdetexte"/>
         <w:bidi w:val="0"/>
-        <w:jc w:val="left"/>
+        <w:jc w:val="both"/>
         <w:rPr/>
       </w:pPr>
       <w:r>
@@ -601,7 +629,7 @@
       <w:pPr>
         <w:pStyle w:val="Titre2"/>
         <w:bidi w:val="0"/>
-        <w:jc w:val="left"/>
+        <w:jc w:val="both"/>
         <w:rPr/>
       </w:pPr>
       <w:r>
@@ -614,7 +642,7 @@
         <w:pStyle w:val="Corpsdetexte"/>
         <w:bidi w:val="0"/>
         <w:spacing w:lineRule="auto" w:line="276" w:before="0" w:after="140"/>
-        <w:jc w:val="left"/>
+        <w:jc w:val="both"/>
         <w:rPr/>
       </w:pPr>
       <w:r>
@@ -634,7 +662,7 @@
         </w:tabs>
         <w:bidi w:val="0"/>
         <w:ind w:left="709" w:hanging="283"/>
-        <w:jc w:val="left"/>
+        <w:jc w:val="both"/>
         <w:rPr/>
       </w:pPr>
       <w:r>
@@ -661,7 +689,7 @@
         </w:tabs>
         <w:bidi w:val="0"/>
         <w:ind w:left="709" w:hanging="283"/>
-        <w:jc w:val="left"/>
+        <w:jc w:val="both"/>
         <w:rPr/>
       </w:pPr>
       <w:r>
@@ -708,7 +736,7 @@
         </w:tabs>
         <w:bidi w:val="0"/>
         <w:ind w:left="709" w:hanging="283"/>
-        <w:jc w:val="left"/>
+        <w:jc w:val="both"/>
         <w:rPr>
           <w:rFonts w:ascii="Liberation Mono" w:hAnsi="Liberation Mono"/>
           <w:sz w:val="24"/>
@@ -754,7 +782,7 @@
         </w:tabs>
         <w:bidi w:val="0"/>
         <w:ind w:left="709" w:hanging="283"/>
-        <w:jc w:val="left"/>
+        <w:jc w:val="both"/>
         <w:rPr/>
       </w:pPr>
       <w:r>
@@ -773,7 +801,7 @@
       <w:pPr>
         <w:pStyle w:val="Corpsdetexte"/>
         <w:bidi w:val="0"/>
-        <w:jc w:val="left"/>
+        <w:jc w:val="both"/>
         <w:rPr/>
       </w:pPr>
       <w:r>
@@ -784,7 +812,7 @@
       <w:pPr>
         <w:pStyle w:val="Titre2"/>
         <w:bidi w:val="0"/>
-        <w:jc w:val="left"/>
+        <w:jc w:val="both"/>
         <w:rPr/>
       </w:pPr>
       <w:r>
@@ -797,7 +825,7 @@
         <w:pStyle w:val="Corpsdetexte"/>
         <w:bidi w:val="0"/>
         <w:spacing w:lineRule="auto" w:line="276" w:before="0" w:after="140"/>
-        <w:jc w:val="left"/>
+        <w:jc w:val="both"/>
         <w:rPr/>
       </w:pPr>
       <w:r>
@@ -820,7 +848,15 @@
       </w:r>
       <w:r>
         <w:rPr/>
-        <w:t>, mais tu es en plein milieu d'un gros changement pas fini sur ta branche actuelle.</w:t>
+        <w:t xml:space="preserve">, mais </w:t>
+      </w:r>
+      <w:r>
+        <w:rPr/>
+        <w:t>on</w:t>
+      </w:r>
+      <w:r>
+        <w:rPr/>
+        <w:t xml:space="preserve"> es en plein milieu d'un gros changement pas fini sur ta branche actuelle.</w:t>
       </w:r>
     </w:p>
     <w:p>
@@ -835,7 +871,7 @@
         </w:tabs>
         <w:bidi w:val="0"/>
         <w:ind w:left="709" w:hanging="283"/>
-        <w:jc w:val="left"/>
+        <w:jc w:val="both"/>
         <w:rPr/>
       </w:pPr>
       <w:r>
@@ -862,7 +898,7 @@
         </w:tabs>
         <w:bidi w:val="0"/>
         <w:ind w:left="709" w:hanging="283"/>
-        <w:jc w:val="left"/>
+        <w:jc w:val="both"/>
         <w:rPr/>
       </w:pPr>
       <w:r>
@@ -874,14 +910,22 @@
       </w:r>
       <w:r>
         <w:rPr/>
-        <w:t>: Une fois le bug corrigé, tu reviens sur ta branche et tu tapes ça pour faire réapparaître ton travail là où tu l'avais laissé.</w:t>
-      </w:r>
-    </w:p>
-    <w:p>
-      <w:pPr>
-        <w:pStyle w:val="Corpsdetexte"/>
-        <w:bidi w:val="0"/>
-        <w:jc w:val="left"/>
+        <w:t xml:space="preserve">: Une fois le bug corrigé, </w:t>
+      </w:r>
+      <w:r>
+        <w:rPr/>
+        <w:t>on</w:t>
+      </w:r>
+      <w:r>
+        <w:rPr/>
+        <w:t xml:space="preserve"> reviens sur ta branche et tu tapes ça pour faire réapparaître ton travail là où tu l'avais laissé.</w:t>
+      </w:r>
+    </w:p>
+    <w:p>
+      <w:pPr>
+        <w:pStyle w:val="Corpsdetexte"/>
+        <w:bidi w:val="0"/>
+        <w:jc w:val="both"/>
         <w:rPr/>
       </w:pPr>
       <w:r>
@@ -892,7 +936,305 @@
       <w:pPr>
         <w:pStyle w:val="Titre2"/>
         <w:bidi w:val="0"/>
-        <w:jc w:val="left"/>
+        <w:jc w:val="both"/>
+        <w:rPr/>
+      </w:pPr>
+      <w:r>
+        <w:rPr/>
+        <w:t>7. Git tag:Donner une étiquette</w:t>
+      </w:r>
+    </w:p>
+    <w:p>
+      <w:pPr>
+        <w:pStyle w:val="Corpsdetexte"/>
+        <w:bidi w:val="0"/>
+        <w:jc w:val="both"/>
+        <w:rPr/>
+      </w:pPr>
+      <w:r>
+        <w:rPr/>
+        <w:t xml:space="preserve">Contrairement aux branches qui évoluent à chaque nouveau commit, un </w:t>
+      </w:r>
+      <w:r>
+        <w:rPr>
+          <w:b/>
+        </w:rPr>
+        <w:t>Tag</w:t>
+      </w:r>
+      <w:r>
+        <w:rPr/>
+        <w:t xml:space="preserve"> est une étiquette fixe attachée à un commit spécifique. C'est un "signet" qui ne bouge plus. Dans les projets, cela servira à marquer la fin d'une étape (ex: "TP1_Terminé"). Notez que que par défaut une étiquette </w:t>
+      </w:r>
+      <w:r>
+        <w:rPr>
+          <w:b/>
+          <w:bCs/>
+        </w:rPr>
+        <w:t>Tag</w:t>
+      </w:r>
+    </w:p>
+    <w:p>
+      <w:pPr>
+        <w:pStyle w:val="Corpsdetexte"/>
+        <w:bidi w:val="0"/>
+        <w:jc w:val="both"/>
+        <w:rPr/>
+      </w:pPr>
+      <w:r>
+        <w:rPr/>
+        <w:t xml:space="preserve"> </w:t>
+      </w:r>
+      <w:r>
+        <w:rPr/>
+        <w:t>existe que sur votre machine physique en local.</w:t>
+      </w:r>
+    </w:p>
+    <w:p>
+      <w:pPr>
+        <w:pStyle w:val="Corpsdetexte"/>
+        <w:bidi w:val="0"/>
+        <w:jc w:val="both"/>
+        <w:rPr/>
+      </w:pPr>
+      <w:r>
+        <w:rPr/>
+        <w:t xml:space="preserve">Nous connaison pour le moment </w:t>
+      </w:r>
+      <w:r>
+        <w:rPr>
+          <w:b/>
+          <w:bCs/>
+        </w:rPr>
+        <w:t>Deux Types de Tags</w:t>
+      </w:r>
+    </w:p>
+    <w:p>
+      <w:pPr>
+        <w:pStyle w:val="Corpsdetexte"/>
+        <w:numPr>
+          <w:ilvl w:val="0"/>
+          <w:numId w:val="10"/>
+        </w:numPr>
+        <w:bidi w:val="0"/>
+        <w:jc w:val="both"/>
+        <w:rPr/>
+      </w:pPr>
+      <w:r>
+        <w:rPr>
+          <w:b/>
+          <w:bCs/>
+        </w:rPr>
+        <w:t>Tag légé</w:t>
+      </w:r>
+    </w:p>
+    <w:p>
+      <w:pPr>
+        <w:pStyle w:val="Corpsdetexte"/>
+        <w:numPr>
+          <w:ilvl w:val="1"/>
+          <w:numId w:val="10"/>
+        </w:numPr>
+        <w:bidi w:val="0"/>
+        <w:jc w:val="both"/>
+        <w:rPr/>
+      </w:pPr>
+      <w:r>
+        <w:rPr>
+          <w:b/>
+          <w:bCs/>
+        </w:rPr>
+        <w:t>Commande : git tag &lt;nomTag&gt; </w:t>
+      </w:r>
+    </w:p>
+    <w:p>
+      <w:pPr>
+        <w:pStyle w:val="Corpsdetexte"/>
+        <w:numPr>
+          <w:ilvl w:val="0"/>
+          <w:numId w:val="11"/>
+        </w:numPr>
+        <w:bidi w:val="0"/>
+        <w:jc w:val="both"/>
+        <w:rPr/>
+      </w:pPr>
+      <w:r>
+        <w:rPr>
+          <w:b/>
+          <w:bCs/>
+        </w:rPr>
+        <w:t>Tag annoté</w:t>
+      </w:r>
+    </w:p>
+    <w:p>
+      <w:pPr>
+        <w:pStyle w:val="Corpsdetexte"/>
+        <w:numPr>
+          <w:ilvl w:val="1"/>
+          <w:numId w:val="11"/>
+        </w:numPr>
+        <w:bidi w:val="0"/>
+        <w:jc w:val="both"/>
+        <w:rPr/>
+      </w:pPr>
+      <w:r>
+        <w:rPr>
+          <w:b/>
+          <w:bCs/>
+        </w:rPr>
+        <w:t>Commande : git tag -a &lt;nomTag&gt; -m ‘’message’’</w:t>
+      </w:r>
+    </w:p>
+    <w:p>
+      <w:pPr>
+        <w:pStyle w:val="Corpsdetexte"/>
+        <w:numPr>
+          <w:ilvl w:val="1"/>
+          <w:numId w:val="11"/>
+        </w:numPr>
+        <w:bidi w:val="0"/>
+        <w:jc w:val="both"/>
+        <w:rPr/>
+      </w:pPr>
+      <w:r>
+        <w:rPr>
+          <w:b/>
+          <w:bCs/>
+        </w:rPr>
+        <w:t xml:space="preserve">git tag -a &lt;nomTag&gt; &lt;codeHexaDuCommit&gt; - m ‘’message’’ : </w:t>
+      </w:r>
+      <w:r>
+        <w:rPr>
+          <w:b w:val="false"/>
+          <w:bCs w:val="false"/>
+        </w:rPr>
+        <w:t>Pour étiquetteer un commit existant déjà</w:t>
+      </w:r>
+    </w:p>
+    <w:p>
+      <w:pPr>
+        <w:pStyle w:val="Corpsdetexte"/>
+        <w:numPr>
+          <w:ilvl w:val="0"/>
+          <w:numId w:val="12"/>
+        </w:numPr>
+        <w:bidi w:val="0"/>
+        <w:jc w:val="both"/>
+        <w:rPr/>
+      </w:pPr>
+      <w:r>
+        <w:rPr>
+          <w:b/>
+          <w:bCs/>
+        </w:rPr>
+        <w:t xml:space="preserve">git tag : </w:t>
+      </w:r>
+      <w:r>
+        <w:rPr>
+          <w:b w:val="false"/>
+          <w:bCs w:val="false"/>
+        </w:rPr>
+        <w:t>Pour afficher la liste des étiquettes déjà définies</w:t>
+      </w:r>
+    </w:p>
+    <w:p>
+      <w:pPr>
+        <w:pStyle w:val="Corpsdetexte"/>
+        <w:numPr>
+          <w:ilvl w:val="0"/>
+          <w:numId w:val="12"/>
+        </w:numPr>
+        <w:bidi w:val="0"/>
+        <w:jc w:val="both"/>
+        <w:rPr/>
+      </w:pPr>
+      <w:r>
+        <w:rPr>
+          <w:b/>
+          <w:bCs/>
+        </w:rPr>
+        <w:t>git show &lt;nomTag&gt;</w:t>
+      </w:r>
+      <w:r>
+        <w:rPr>
+          <w:b w:val="false"/>
+          <w:bCs w:val="false"/>
+        </w:rPr>
+        <w:t> : Pour afficher les informations sur une étiquettes données</w:t>
+      </w:r>
+    </w:p>
+    <w:p>
+      <w:pPr>
+        <w:pStyle w:val="Corpsdetexte"/>
+        <w:bidi w:val="0"/>
+        <w:jc w:val="both"/>
+        <w:rPr/>
+      </w:pPr>
+      <w:r>
+        <w:rPr>
+          <w:b w:val="false"/>
+          <w:bCs w:val="false"/>
+        </w:rPr>
+        <w:t>Pousser une éttiquette en ligne sur le dépôt distant</w:t>
+      </w:r>
+    </w:p>
+    <w:p>
+      <w:pPr>
+        <w:pStyle w:val="Corpsdetexte"/>
+        <w:numPr>
+          <w:ilvl w:val="0"/>
+          <w:numId w:val="13"/>
+        </w:numPr>
+        <w:bidi w:val="0"/>
+        <w:jc w:val="both"/>
+        <w:rPr>
+          <w:b/>
+          <w:b/>
+          <w:bCs/>
+        </w:rPr>
+      </w:pPr>
+      <w:r>
+        <w:rPr>
+          <w:b/>
+          <w:bCs/>
+        </w:rPr>
+        <w:t>git push origin &lt;nomTag&gt;</w:t>
+      </w:r>
+    </w:p>
+    <w:p>
+      <w:pPr>
+        <w:pStyle w:val="Corpsdetexte"/>
+        <w:numPr>
+          <w:ilvl w:val="0"/>
+          <w:numId w:val="13"/>
+        </w:numPr>
+        <w:bidi w:val="0"/>
+        <w:jc w:val="both"/>
+        <w:rPr>
+          <w:b/>
+          <w:b/>
+          <w:bCs/>
+        </w:rPr>
+      </w:pPr>
+      <w:r>
+        <w:rPr>
+          <w:b/>
+          <w:bCs/>
+        </w:rPr>
+        <w:t xml:space="preserve">git push origin –tags : </w:t>
+      </w:r>
+      <w:r>
+        <w:rPr>
+          <w:b w:val="false"/>
+          <w:bCs w:val="false"/>
+        </w:rPr>
+        <w:t>Pour pousser tous les tags existants.</w:t>
+      </w:r>
+    </w:p>
+    <w:p>
+      <w:pPr>
+        <w:pStyle w:val="Titre2"/>
+        <w:bidi w:val="0"/>
+        <w:jc w:val="both"/>
         <w:rPr/>
       </w:pPr>
       <w:r>
@@ -912,7 +1254,7 @@
         </w:tabs>
         <w:bidi w:val="0"/>
         <w:ind w:left="709" w:hanging="283"/>
-        <w:jc w:val="left"/>
+        <w:jc w:val="both"/>
         <w:rPr/>
       </w:pPr>
       <w:r>
@@ -920,11 +1262,15 @@
           <w:rStyle w:val="Textesource"/>
           <w:b/>
         </w:rPr>
-        <w:t>git log --oneline --graph</w:t>
-      </w:r>
-      <w:r>
-        <w:rPr/>
-        <w:t>: Pour voir l'historique comme une carte routière.</w:t>
+        <w:t xml:space="preserve">git log : </w:t>
+      </w:r>
+      <w:r>
+        <w:rPr>
+          <w:rStyle w:val="Textesource"/>
+          <w:b w:val="false"/>
+          <w:bCs w:val="false"/>
+        </w:rPr>
+        <w:t>Pour voir l’historique de commits éffectués</w:t>
       </w:r>
     </w:p>
     <w:p>
@@ -939,7 +1285,7 @@
         </w:tabs>
         <w:bidi w:val="0"/>
         <w:ind w:left="709" w:hanging="283"/>
-        <w:jc w:val="left"/>
+        <w:jc w:val="both"/>
         <w:rPr/>
       </w:pPr>
       <w:r>
@@ -947,11 +1293,11 @@
           <w:rStyle w:val="Textesource"/>
           <w:b/>
         </w:rPr>
-        <w:t>git log -p</w:t>
-      </w:r>
-      <w:r>
-        <w:rPr/>
-        <w:t>: Affiche carrément les lignes de code qui ont changé dans chaque commit.</w:t>
+        <w:t>git log --oneline --graph</w:t>
+      </w:r>
+      <w:r>
+        <w:rPr/>
+        <w:t>: Pour voir l'historique comme une carte routière.</w:t>
       </w:r>
     </w:p>
     <w:p>
@@ -966,7 +1312,7 @@
         </w:tabs>
         <w:bidi w:val="0"/>
         <w:ind w:left="709" w:hanging="283"/>
-        <w:jc w:val="left"/>
+        <w:jc w:val="both"/>
         <w:rPr/>
       </w:pPr>
       <w:r>
@@ -974,6 +1320,33 @@
           <w:rStyle w:val="Textesource"/>
           <w:b/>
         </w:rPr>
+        <w:t>git log -p</w:t>
+      </w:r>
+      <w:r>
+        <w:rPr/>
+        <w:t>: Affiche carrément les lignes de code qui ont changé dans chaque commit.</w:t>
+      </w:r>
+    </w:p>
+    <w:p>
+      <w:pPr>
+        <w:pStyle w:val="Corpsdetexte"/>
+        <w:numPr>
+          <w:ilvl w:val="0"/>
+          <w:numId w:val="7"/>
+        </w:numPr>
+        <w:tabs>
+          <w:tab w:val="left" w:pos="709" w:leader="none"/>
+        </w:tabs>
+        <w:bidi w:val="0"/>
+        <w:ind w:left="709" w:hanging="283"/>
+        <w:jc w:val="both"/>
+        <w:rPr/>
+      </w:pPr>
+      <w:r>
+        <w:rPr>
+          <w:rStyle w:val="Textesource"/>
+          <w:b/>
+        </w:rPr>
         <w:t>git help &lt;commande&gt;</w:t>
       </w:r>
       <w:r>
@@ -985,7 +1358,7 @@
       <w:pPr>
         <w:pStyle w:val="Corpsdetexte"/>
         <w:bidi w:val="0"/>
-        <w:jc w:val="left"/>
+        <w:jc w:val="both"/>
         <w:rPr/>
       </w:pPr>
       <w:r>
@@ -996,7 +1369,7 @@
       <w:pPr>
         <w:pStyle w:val="Titre2"/>
         <w:bidi w:val="0"/>
-        <w:jc w:val="left"/>
+        <w:jc w:val="both"/>
         <w:rPr/>
       </w:pPr>
       <w:r>
@@ -1016,7 +1389,7 @@
         </w:tabs>
         <w:bidi w:val="0"/>
         <w:ind w:left="709" w:hanging="283"/>
-        <w:jc w:val="left"/>
+        <w:jc w:val="both"/>
         <w:rPr/>
       </w:pPr>
       <w:r>
@@ -1043,7 +1416,7 @@
         </w:tabs>
         <w:bidi w:val="0"/>
         <w:ind w:left="709" w:hanging="283"/>
-        <w:jc w:val="left"/>
+        <w:jc w:val="both"/>
         <w:rPr/>
       </w:pPr>
       <w:r>
@@ -1080,7 +1453,41 @@
         </w:tabs>
         <w:bidi w:val="0"/>
         <w:ind w:left="709" w:hanging="283"/>
-        <w:jc w:val="left"/>
+        <w:jc w:val="both"/>
+        <w:rPr>
+          <w:b/>
+          <w:b/>
+          <w:bCs/>
+        </w:rPr>
+      </w:pPr>
+      <w:r>
+        <w:rPr>
+          <w:b/>
+          <w:bCs/>
+        </w:rPr>
+        <w:t xml:space="preserve">git switch &lt;nomBranch&gt; : </w:t>
+      </w:r>
+      <w:r>
+        <w:rPr>
+          <w:b w:val="false"/>
+          <w:bCs w:val="false"/>
+        </w:rPr>
+        <w:t xml:space="preserve"> Pour switcher de la branche de travail actuel vers la branche &lt;nomBranch&gt;</w:t>
+      </w:r>
+    </w:p>
+    <w:p>
+      <w:pPr>
+        <w:pStyle w:val="Corpsdetexte"/>
+        <w:numPr>
+          <w:ilvl w:val="0"/>
+          <w:numId w:val="8"/>
+        </w:numPr>
+        <w:tabs>
+          <w:tab w:val="left" w:pos="709" w:leader="none"/>
+        </w:tabs>
+        <w:bidi w:val="0"/>
+        <w:ind w:left="709" w:hanging="283"/>
+        <w:jc w:val="both"/>
         <w:rPr/>
       </w:pPr>
       <w:r>
@@ -1088,7 +1495,21 @@
           <w:rStyle w:val="Textesource"/>
           <w:b/>
         </w:rPr>
-        <w:t>git merge &lt;nom&gt;</w:t>
+        <w:t>git merge &lt;nom</w:t>
+      </w:r>
+      <w:r>
+        <w:rPr>
+          <w:rStyle w:val="Textesource"/>
+          <w:b/>
+        </w:rPr>
+        <w:t>Brach</w:t>
+      </w:r>
+      <w:r>
+        <w:rPr>
+          <w:rStyle w:val="Textesource"/>
+          <w:b/>
+        </w:rPr>
+        <w:t>&gt;</w:t>
       </w:r>
       <w:r>
         <w:rPr/>
@@ -1097,70 +1518,9 @@
     </w:p>
     <w:p>
       <w:pPr>
-        <w:pStyle w:val="Corpsdetexte"/>
-        <w:numPr>
-          <w:ilvl w:val="1"/>
-          <w:numId w:val="8"/>
-        </w:numPr>
-        <w:tabs>
-          <w:tab w:val="clear" w:pos="709"/>
-          <w:tab w:val="left" w:pos="1418" w:leader="none"/>
-        </w:tabs>
-        <w:bidi w:val="0"/>
-        <w:ind w:left="1418" w:hanging="283"/>
-        <w:jc w:val="left"/>
-        <w:rPr/>
-      </w:pPr>
-      <w:r>
-        <w:rPr/>
-        <w:t xml:space="preserve">Si tu es sur </w:t>
-      </w:r>
-      <w:r>
-        <w:rPr>
-          <w:rStyle w:val="Textesource"/>
-        </w:rPr>
-        <w:t>main</w:t>
-      </w:r>
-      <w:r>
-        <w:rPr/>
-        <w:t xml:space="preserve">et que tu fais </w:t>
-      </w:r>
-      <w:r>
-        <w:rPr>
-          <w:rStyle w:val="Textesource"/>
-        </w:rPr>
-        <w:t>git merge feature</w:t>
-      </w:r>
-      <w:r>
-        <w:rPr/>
-        <w:t xml:space="preserve">, Git ramène le code de </w:t>
-      </w:r>
-      <w:r>
-        <w:rPr>
-          <w:rStyle w:val="Textesource"/>
-        </w:rPr>
-        <w:t>feature</w:t>
-      </w:r>
-      <w:r>
-        <w:rPr/>
-        <w:t xml:space="preserve">dans </w:t>
-      </w:r>
-      <w:r>
-        <w:rPr>
-          <w:rStyle w:val="Textesource"/>
-        </w:rPr>
-        <w:t>main</w:t>
-      </w:r>
-      <w:r>
-        <w:rPr/>
-        <w:t>.</w:t>
-      </w:r>
-    </w:p>
-    <w:p>
-      <w:pPr>
         <w:pStyle w:val="Normal"/>
         <w:bidi w:val="0"/>
-        <w:jc w:val="left"/>
+        <w:jc w:val="both"/>
         <w:rPr/>
       </w:pPr>
       <w:r>
@@ -2416,6 +2776,554 @@
     </w:lvl>
   </w:abstractNum>
   <w:abstractNum w:abstractNumId="10">
+    <w:lvl w:ilvl="0">
+      <w:start w:val="1"/>
+      <w:numFmt w:val="bullet"/>
+      <w:lvlText w:val=""/>
+      <w:lvlJc w:val="left"/>
+      <w:pPr>
+        <w:tabs>
+          <w:tab w:val="num" w:pos="720"/>
+        </w:tabs>
+        <w:ind w:left="720" w:hanging="360"/>
+      </w:pPr>
+      <w:rPr>
+        <w:rFonts w:ascii="Symbol" w:hAnsi="Symbol" w:cs="Symbol" w:hint="default"/>
+      </w:rPr>
+    </w:lvl>
+    <w:lvl w:ilvl="1">
+      <w:start w:val="1"/>
+      <w:numFmt w:val="bullet"/>
+      <w:lvlText w:val=""/>
+      <w:lvlJc w:val="left"/>
+      <w:pPr>
+        <w:tabs>
+          <w:tab w:val="num" w:pos="1080"/>
+        </w:tabs>
+        <w:ind w:left="1080" w:hanging="360"/>
+      </w:pPr>
+      <w:rPr>
+        <w:rFonts w:ascii="Symbol" w:hAnsi="Symbol" w:cs="Symbol" w:hint="default"/>
+      </w:rPr>
+    </w:lvl>
+    <w:lvl w:ilvl="2">
+      <w:start w:val="1"/>
+      <w:numFmt w:val="bullet"/>
+      <w:lvlText w:val=""/>
+      <w:lvlJc w:val="left"/>
+      <w:pPr>
+        <w:tabs>
+          <w:tab w:val="num" w:pos="1440"/>
+        </w:tabs>
+        <w:ind w:left="1440" w:hanging="360"/>
+      </w:pPr>
+      <w:rPr>
+        <w:rFonts w:ascii="Symbol" w:hAnsi="Symbol" w:cs="Symbol" w:hint="default"/>
+      </w:rPr>
+    </w:lvl>
+    <w:lvl w:ilvl="3">
+      <w:start w:val="1"/>
+      <w:numFmt w:val="bullet"/>
+      <w:lvlText w:val=""/>
+      <w:lvlJc w:val="left"/>
+      <w:pPr>
+        <w:tabs>
+          <w:tab w:val="num" w:pos="1800"/>
+        </w:tabs>
+        <w:ind w:left="1800" w:hanging="360"/>
+      </w:pPr>
+      <w:rPr>
+        <w:rFonts w:ascii="Symbol" w:hAnsi="Symbol" w:cs="Symbol" w:hint="default"/>
+      </w:rPr>
+    </w:lvl>
+    <w:lvl w:ilvl="4">
+      <w:start w:val="1"/>
+      <w:numFmt w:val="bullet"/>
+      <w:lvlText w:val=""/>
+      <w:lvlJc w:val="left"/>
+      <w:pPr>
+        <w:tabs>
+          <w:tab w:val="num" w:pos="2160"/>
+        </w:tabs>
+        <w:ind w:left="2160" w:hanging="360"/>
+      </w:pPr>
+      <w:rPr>
+        <w:rFonts w:ascii="Symbol" w:hAnsi="Symbol" w:cs="Symbol" w:hint="default"/>
+      </w:rPr>
+    </w:lvl>
+    <w:lvl w:ilvl="5">
+      <w:start w:val="1"/>
+      <w:numFmt w:val="bullet"/>
+      <w:lvlText w:val=""/>
+      <w:lvlJc w:val="left"/>
+      <w:pPr>
+        <w:tabs>
+          <w:tab w:val="num" w:pos="2520"/>
+        </w:tabs>
+        <w:ind w:left="2520" w:hanging="360"/>
+      </w:pPr>
+      <w:rPr>
+        <w:rFonts w:ascii="Symbol" w:hAnsi="Symbol" w:cs="Symbol" w:hint="default"/>
+      </w:rPr>
+    </w:lvl>
+    <w:lvl w:ilvl="6">
+      <w:start w:val="1"/>
+      <w:numFmt w:val="bullet"/>
+      <w:lvlText w:val=""/>
+      <w:lvlJc w:val="left"/>
+      <w:pPr>
+        <w:tabs>
+          <w:tab w:val="num" w:pos="2880"/>
+        </w:tabs>
+        <w:ind w:left="2880" w:hanging="360"/>
+      </w:pPr>
+      <w:rPr>
+        <w:rFonts w:ascii="Symbol" w:hAnsi="Symbol" w:cs="Symbol" w:hint="default"/>
+      </w:rPr>
+    </w:lvl>
+    <w:lvl w:ilvl="7">
+      <w:start w:val="1"/>
+      <w:numFmt w:val="bullet"/>
+      <w:lvlText w:val=""/>
+      <w:lvlJc w:val="left"/>
+      <w:pPr>
+        <w:tabs>
+          <w:tab w:val="num" w:pos="3240"/>
+        </w:tabs>
+        <w:ind w:left="3240" w:hanging="360"/>
+      </w:pPr>
+      <w:rPr>
+        <w:rFonts w:ascii="Symbol" w:hAnsi="Symbol" w:cs="Symbol" w:hint="default"/>
+      </w:rPr>
+    </w:lvl>
+    <w:lvl w:ilvl="8">
+      <w:start w:val="1"/>
+      <w:numFmt w:val="bullet"/>
+      <w:lvlText w:val=""/>
+      <w:lvlJc w:val="left"/>
+      <w:pPr>
+        <w:tabs>
+          <w:tab w:val="num" w:pos="3600"/>
+        </w:tabs>
+        <w:ind w:left="3600" w:hanging="360"/>
+      </w:pPr>
+      <w:rPr>
+        <w:rFonts w:ascii="Symbol" w:hAnsi="Symbol" w:cs="Symbol" w:hint="default"/>
+      </w:rPr>
+    </w:lvl>
+  </w:abstractNum>
+  <w:abstractNum w:abstractNumId="11">
+    <w:lvl w:ilvl="0">
+      <w:start w:val="1"/>
+      <w:numFmt w:val="bullet"/>
+      <w:lvlText w:val=""/>
+      <w:lvlJc w:val="left"/>
+      <w:pPr>
+        <w:tabs>
+          <w:tab w:val="num" w:pos="720"/>
+        </w:tabs>
+        <w:ind w:left="720" w:hanging="360"/>
+      </w:pPr>
+      <w:rPr>
+        <w:rFonts w:ascii="Symbol" w:hAnsi="Symbol" w:cs="Symbol" w:hint="default"/>
+      </w:rPr>
+    </w:lvl>
+    <w:lvl w:ilvl="1">
+      <w:start w:val="1"/>
+      <w:numFmt w:val="bullet"/>
+      <w:lvlText w:val=""/>
+      <w:lvlJc w:val="left"/>
+      <w:pPr>
+        <w:tabs>
+          <w:tab w:val="num" w:pos="1080"/>
+        </w:tabs>
+        <w:ind w:left="1080" w:hanging="360"/>
+      </w:pPr>
+      <w:rPr>
+        <w:rFonts w:ascii="Symbol" w:hAnsi="Symbol" w:cs="Symbol" w:hint="default"/>
+      </w:rPr>
+    </w:lvl>
+    <w:lvl w:ilvl="2">
+      <w:start w:val="1"/>
+      <w:numFmt w:val="bullet"/>
+      <w:lvlText w:val=""/>
+      <w:lvlJc w:val="left"/>
+      <w:pPr>
+        <w:tabs>
+          <w:tab w:val="num" w:pos="1440"/>
+        </w:tabs>
+        <w:ind w:left="1440" w:hanging="360"/>
+      </w:pPr>
+      <w:rPr>
+        <w:rFonts w:ascii="Symbol" w:hAnsi="Symbol" w:cs="Symbol" w:hint="default"/>
+      </w:rPr>
+    </w:lvl>
+    <w:lvl w:ilvl="3">
+      <w:start w:val="1"/>
+      <w:numFmt w:val="bullet"/>
+      <w:lvlText w:val=""/>
+      <w:lvlJc w:val="left"/>
+      <w:pPr>
+        <w:tabs>
+          <w:tab w:val="num" w:pos="1800"/>
+        </w:tabs>
+        <w:ind w:left="1800" w:hanging="360"/>
+      </w:pPr>
+      <w:rPr>
+        <w:rFonts w:ascii="Symbol" w:hAnsi="Symbol" w:cs="Symbol" w:hint="default"/>
+      </w:rPr>
+    </w:lvl>
+    <w:lvl w:ilvl="4">
+      <w:start w:val="1"/>
+      <w:numFmt w:val="bullet"/>
+      <w:lvlText w:val=""/>
+      <w:lvlJc w:val="left"/>
+      <w:pPr>
+        <w:tabs>
+          <w:tab w:val="num" w:pos="2160"/>
+        </w:tabs>
+        <w:ind w:left="2160" w:hanging="360"/>
+      </w:pPr>
+      <w:rPr>
+        <w:rFonts w:ascii="Symbol" w:hAnsi="Symbol" w:cs="Symbol" w:hint="default"/>
+      </w:rPr>
+    </w:lvl>
+    <w:lvl w:ilvl="5">
+      <w:start w:val="1"/>
+      <w:numFmt w:val="bullet"/>
+      <w:lvlText w:val=""/>
+      <w:lvlJc w:val="left"/>
+      <w:pPr>
+        <w:tabs>
+          <w:tab w:val="num" w:pos="2520"/>
+        </w:tabs>
+        <w:ind w:left="2520" w:hanging="360"/>
+      </w:pPr>
+      <w:rPr>
+        <w:rFonts w:ascii="Symbol" w:hAnsi="Symbol" w:cs="Symbol" w:hint="default"/>
+      </w:rPr>
+    </w:lvl>
+    <w:lvl w:ilvl="6">
+      <w:start w:val="1"/>
+      <w:numFmt w:val="bullet"/>
+      <w:lvlText w:val=""/>
+      <w:lvlJc w:val="left"/>
+      <w:pPr>
+        <w:tabs>
+          <w:tab w:val="num" w:pos="2880"/>
+        </w:tabs>
+        <w:ind w:left="2880" w:hanging="360"/>
+      </w:pPr>
+      <w:rPr>
+        <w:rFonts w:ascii="Symbol" w:hAnsi="Symbol" w:cs="Symbol" w:hint="default"/>
+      </w:rPr>
+    </w:lvl>
+    <w:lvl w:ilvl="7">
+      <w:start w:val="1"/>
+      <w:numFmt w:val="bullet"/>
+      <w:lvlText w:val=""/>
+      <w:lvlJc w:val="left"/>
+      <w:pPr>
+        <w:tabs>
+          <w:tab w:val="num" w:pos="3240"/>
+        </w:tabs>
+        <w:ind w:left="3240" w:hanging="360"/>
+      </w:pPr>
+      <w:rPr>
+        <w:rFonts w:ascii="Symbol" w:hAnsi="Symbol" w:cs="Symbol" w:hint="default"/>
+      </w:rPr>
+    </w:lvl>
+    <w:lvl w:ilvl="8">
+      <w:start w:val="1"/>
+      <w:numFmt w:val="bullet"/>
+      <w:lvlText w:val=""/>
+      <w:lvlJc w:val="left"/>
+      <w:pPr>
+        <w:tabs>
+          <w:tab w:val="num" w:pos="3600"/>
+        </w:tabs>
+        <w:ind w:left="3600" w:hanging="360"/>
+      </w:pPr>
+      <w:rPr>
+        <w:rFonts w:ascii="Symbol" w:hAnsi="Symbol" w:cs="Symbol" w:hint="default"/>
+      </w:rPr>
+    </w:lvl>
+  </w:abstractNum>
+  <w:abstractNum w:abstractNumId="12">
+    <w:lvl w:ilvl="0">
+      <w:start w:val="1"/>
+      <w:numFmt w:val="bullet"/>
+      <w:lvlText w:val=""/>
+      <w:lvlJc w:val="left"/>
+      <w:pPr>
+        <w:tabs>
+          <w:tab w:val="num" w:pos="720"/>
+        </w:tabs>
+        <w:ind w:left="720" w:hanging="360"/>
+      </w:pPr>
+      <w:rPr>
+        <w:rFonts w:ascii="Symbol" w:hAnsi="Symbol" w:cs="Symbol" w:hint="default"/>
+      </w:rPr>
+    </w:lvl>
+    <w:lvl w:ilvl="1">
+      <w:start w:val="1"/>
+      <w:numFmt w:val="bullet"/>
+      <w:lvlText w:val=""/>
+      <w:lvlJc w:val="left"/>
+      <w:pPr>
+        <w:tabs>
+          <w:tab w:val="num" w:pos="1080"/>
+        </w:tabs>
+        <w:ind w:left="1080" w:hanging="360"/>
+      </w:pPr>
+      <w:rPr>
+        <w:rFonts w:ascii="Symbol" w:hAnsi="Symbol" w:cs="Symbol" w:hint="default"/>
+      </w:rPr>
+    </w:lvl>
+    <w:lvl w:ilvl="2">
+      <w:start w:val="1"/>
+      <w:numFmt w:val="bullet"/>
+      <w:lvlText w:val=""/>
+      <w:lvlJc w:val="left"/>
+      <w:pPr>
+        <w:tabs>
+          <w:tab w:val="num" w:pos="1440"/>
+        </w:tabs>
+        <w:ind w:left="1440" w:hanging="360"/>
+      </w:pPr>
+      <w:rPr>
+        <w:rFonts w:ascii="Symbol" w:hAnsi="Symbol" w:cs="Symbol" w:hint="default"/>
+      </w:rPr>
+    </w:lvl>
+    <w:lvl w:ilvl="3">
+      <w:start w:val="1"/>
+      <w:numFmt w:val="bullet"/>
+      <w:lvlText w:val=""/>
+      <w:lvlJc w:val="left"/>
+      <w:pPr>
+        <w:tabs>
+          <w:tab w:val="num" w:pos="1800"/>
+        </w:tabs>
+        <w:ind w:left="1800" w:hanging="360"/>
+      </w:pPr>
+      <w:rPr>
+        <w:rFonts w:ascii="Symbol" w:hAnsi="Symbol" w:cs="Symbol" w:hint="default"/>
+      </w:rPr>
+    </w:lvl>
+    <w:lvl w:ilvl="4">
+      <w:start w:val="1"/>
+      <w:numFmt w:val="bullet"/>
+      <w:lvlText w:val=""/>
+      <w:lvlJc w:val="left"/>
+      <w:pPr>
+        <w:tabs>
+          <w:tab w:val="num" w:pos="2160"/>
+        </w:tabs>
+        <w:ind w:left="2160" w:hanging="360"/>
+      </w:pPr>
+      <w:rPr>
+        <w:rFonts w:ascii="Symbol" w:hAnsi="Symbol" w:cs="Symbol" w:hint="default"/>
+      </w:rPr>
+    </w:lvl>
+    <w:lvl w:ilvl="5">
+      <w:start w:val="1"/>
+      <w:numFmt w:val="bullet"/>
+      <w:lvlText w:val=""/>
+      <w:lvlJc w:val="left"/>
+      <w:pPr>
+        <w:tabs>
+          <w:tab w:val="num" w:pos="2520"/>
+        </w:tabs>
+        <w:ind w:left="2520" w:hanging="360"/>
+      </w:pPr>
+      <w:rPr>
+        <w:rFonts w:ascii="Symbol" w:hAnsi="Symbol" w:cs="Symbol" w:hint="default"/>
+      </w:rPr>
+    </w:lvl>
+    <w:lvl w:ilvl="6">
+      <w:start w:val="1"/>
+      <w:numFmt w:val="bullet"/>
+      <w:lvlText w:val=""/>
+      <w:lvlJc w:val="left"/>
+      <w:pPr>
+        <w:tabs>
+          <w:tab w:val="num" w:pos="2880"/>
+        </w:tabs>
+        <w:ind w:left="2880" w:hanging="360"/>
+      </w:pPr>
+      <w:rPr>
+        <w:rFonts w:ascii="Symbol" w:hAnsi="Symbol" w:cs="Symbol" w:hint="default"/>
+      </w:rPr>
+    </w:lvl>
+    <w:lvl w:ilvl="7">
+      <w:start w:val="1"/>
+      <w:numFmt w:val="bullet"/>
+      <w:lvlText w:val=""/>
+      <w:lvlJc w:val="left"/>
+      <w:pPr>
+        <w:tabs>
+          <w:tab w:val="num" w:pos="3240"/>
+        </w:tabs>
+        <w:ind w:left="3240" w:hanging="360"/>
+      </w:pPr>
+      <w:rPr>
+        <w:rFonts w:ascii="Symbol" w:hAnsi="Symbol" w:cs="Symbol" w:hint="default"/>
+      </w:rPr>
+    </w:lvl>
+    <w:lvl w:ilvl="8">
+      <w:start w:val="1"/>
+      <w:numFmt w:val="bullet"/>
+      <w:lvlText w:val=""/>
+      <w:lvlJc w:val="left"/>
+      <w:pPr>
+        <w:tabs>
+          <w:tab w:val="num" w:pos="3600"/>
+        </w:tabs>
+        <w:ind w:left="3600" w:hanging="360"/>
+      </w:pPr>
+      <w:rPr>
+        <w:rFonts w:ascii="Symbol" w:hAnsi="Symbol" w:cs="Symbol" w:hint="default"/>
+      </w:rPr>
+    </w:lvl>
+  </w:abstractNum>
+  <w:abstractNum w:abstractNumId="13">
+    <w:lvl w:ilvl="0">
+      <w:start w:val="1"/>
+      <w:numFmt w:val="bullet"/>
+      <w:lvlText w:val=""/>
+      <w:lvlJc w:val="left"/>
+      <w:pPr>
+        <w:tabs>
+          <w:tab w:val="num" w:pos="720"/>
+        </w:tabs>
+        <w:ind w:left="720" w:hanging="360"/>
+      </w:pPr>
+      <w:rPr>
+        <w:rFonts w:ascii="Symbol" w:hAnsi="Symbol" w:cs="Symbol" w:hint="default"/>
+      </w:rPr>
+    </w:lvl>
+    <w:lvl w:ilvl="1">
+      <w:start w:val="1"/>
+      <w:numFmt w:val="bullet"/>
+      <w:lvlText w:val=""/>
+      <w:lvlJc w:val="left"/>
+      <w:pPr>
+        <w:tabs>
+          <w:tab w:val="num" w:pos="1080"/>
+        </w:tabs>
+        <w:ind w:left="1080" w:hanging="360"/>
+      </w:pPr>
+      <w:rPr>
+        <w:rFonts w:ascii="Symbol" w:hAnsi="Symbol" w:cs="Symbol" w:hint="default"/>
+      </w:rPr>
+    </w:lvl>
+    <w:lvl w:ilvl="2">
+      <w:start w:val="1"/>
+      <w:numFmt w:val="bullet"/>
+      <w:lvlText w:val=""/>
+      <w:lvlJc w:val="left"/>
+      <w:pPr>
+        <w:tabs>
+          <w:tab w:val="num" w:pos="1440"/>
+        </w:tabs>
+        <w:ind w:left="1440" w:hanging="360"/>
+      </w:pPr>
+      <w:rPr>
+        <w:rFonts w:ascii="Symbol" w:hAnsi="Symbol" w:cs="Symbol" w:hint="default"/>
+      </w:rPr>
+    </w:lvl>
+    <w:lvl w:ilvl="3">
+      <w:start w:val="1"/>
+      <w:numFmt w:val="bullet"/>
+      <w:lvlText w:val=""/>
+      <w:lvlJc w:val="left"/>
+      <w:pPr>
+        <w:tabs>
+          <w:tab w:val="num" w:pos="1800"/>
+        </w:tabs>
+        <w:ind w:left="1800" w:hanging="360"/>
+      </w:pPr>
+      <w:rPr>
+        <w:rFonts w:ascii="Symbol" w:hAnsi="Symbol" w:cs="Symbol" w:hint="default"/>
+      </w:rPr>
+    </w:lvl>
+    <w:lvl w:ilvl="4">
+      <w:start w:val="1"/>
+      <w:numFmt w:val="bullet"/>
+      <w:lvlText w:val=""/>
+      <w:lvlJc w:val="left"/>
+      <w:pPr>
+        <w:tabs>
+          <w:tab w:val="num" w:pos="2160"/>
+        </w:tabs>
+        <w:ind w:left="2160" w:hanging="360"/>
+      </w:pPr>
+      <w:rPr>
+        <w:rFonts w:ascii="Symbol" w:hAnsi="Symbol" w:cs="Symbol" w:hint="default"/>
+      </w:rPr>
+    </w:lvl>
+    <w:lvl w:ilvl="5">
+      <w:start w:val="1"/>
+      <w:numFmt w:val="bullet"/>
+      <w:lvlText w:val=""/>
+      <w:lvlJc w:val="left"/>
+      <w:pPr>
+        <w:tabs>
+          <w:tab w:val="num" w:pos="2520"/>
+        </w:tabs>
+        <w:ind w:left="2520" w:hanging="360"/>
+      </w:pPr>
+      <w:rPr>
+        <w:rFonts w:ascii="Symbol" w:hAnsi="Symbol" w:cs="Symbol" w:hint="default"/>
+      </w:rPr>
+    </w:lvl>
+    <w:lvl w:ilvl="6">
+      <w:start w:val="1"/>
+      <w:numFmt w:val="bullet"/>
+      <w:lvlText w:val=""/>
+      <w:lvlJc w:val="left"/>
+      <w:pPr>
+        <w:tabs>
+          <w:tab w:val="num" w:pos="2880"/>
+        </w:tabs>
+        <w:ind w:left="2880" w:hanging="360"/>
+      </w:pPr>
+      <w:rPr>
+        <w:rFonts w:ascii="Symbol" w:hAnsi="Symbol" w:cs="Symbol" w:hint="default"/>
+      </w:rPr>
+    </w:lvl>
+    <w:lvl w:ilvl="7">
+      <w:start w:val="1"/>
+      <w:numFmt w:val="bullet"/>
+      <w:lvlText w:val=""/>
+      <w:lvlJc w:val="left"/>
+      <w:pPr>
+        <w:tabs>
+          <w:tab w:val="num" w:pos="3240"/>
+        </w:tabs>
+        <w:ind w:left="3240" w:hanging="360"/>
+      </w:pPr>
+      <w:rPr>
+        <w:rFonts w:ascii="Symbol" w:hAnsi="Symbol" w:cs="Symbol" w:hint="default"/>
+      </w:rPr>
+    </w:lvl>
+    <w:lvl w:ilvl="8">
+      <w:start w:val="1"/>
+      <w:numFmt w:val="bullet"/>
+      <w:lvlText w:val=""/>
+      <w:lvlJc w:val="left"/>
+      <w:pPr>
+        <w:tabs>
+          <w:tab w:val="num" w:pos="3600"/>
+        </w:tabs>
+        <w:ind w:left="3600" w:hanging="360"/>
+      </w:pPr>
+      <w:rPr>
+        <w:rFonts w:ascii="Symbol" w:hAnsi="Symbol" w:cs="Symbol" w:hint="default"/>
+      </w:rPr>
+    </w:lvl>
+  </w:abstractNum>
+  <w:abstractNum w:abstractNumId="14">
     <w:lvl w:ilvl="0">
       <w:start w:val="1"/>
       <w:numFmt w:val="none"/>
@@ -2563,6 +3471,18 @@
   </w:num>
   <w:num w:numId="10">
     <w:abstractNumId w:val="10"/>
+  </w:num>
+  <w:num w:numId="11">
+    <w:abstractNumId w:val="11"/>
+  </w:num>
+  <w:num w:numId="12">
+    <w:abstractNumId w:val="12"/>
+  </w:num>
+  <w:num w:numId="13">
+    <w:abstractNumId w:val="13"/>
+  </w:num>
+  <w:num w:numId="14">
+    <w:abstractNumId w:val="14"/>
   </w:num>
 </w:numbering>
 </file>
